--- a/revision_2026/07_response/Response_to_Reviewers.docx
+++ b/revision_2026/07_response/Response_to_Reviewers.docx
@@ -491,7 +491,7 @@
         <w:t xml:space="preserve">Author response: </w:t>
       </w:r>
       <w:r>
-        <w:t>Agreed, and the comparison has been reframed rather than merely softened. The table now states, per row, what task each study performed and under what protocol, and the caption says that the figures are not directly comparable and that no ranking is implied. The text explains why: one study performs multi-class identification, which is a different and harder problem than binary detection; another operates at packet level under an adversarial threat model; and neither uses our partition, cleaning or split protocol. We also include both of our own protocols as separate rows, because reporting only the stratified figure would place us at the top of a column the other rows may not share. The words "surpasses" and "outperforming" are gone. The only ranking claim in the paper is in the controlled comparison, where every method is run by us on the same data, under the same protocol, on the same hardware.</w:t>
+        <w:t>Agreed, and we have gone further than reframing. The cross-paper table has been removed from the manuscript rather than re-captioned, because we could not make it a controlled comparison and a merely contextual table still invites the reading you objected to. Section VIII-C now states why such a table is not informative here. One study performs multi-class identification of the DDoS type, which is a different and harder problem than the binary detection we perform. Another operates at packet level under an adversarial threat model, so both the unit of decision and the threat model differ. Neither uses our partition, our cleaning, or our split protocol, and we show that the split protocol alone moves our own macro F1 by more than two points on identical data, which is larger than the differences such tables are usually read as establishing. The words "surpasses" and "outperforming" are gone from the paper. The only ranking claim we now make is the controlled comparison in Section VIII-A, where every method is run by us on the same data, under the same protocol, on the same hardware.</w:t>
       </w:r>
     </w:p>
     <w:p>
@@ -502,7 +502,7 @@
         <w:t xml:space="preserve">Author action: </w:t>
       </w:r>
       <w:r>
-        <w:t>Reframed the table as contextual, added task and protocol columns, added both of our protocols as separate rows, and removed the superiority claims.</w:t>
+        <w:t>Removed the cross-paper comparison table, replaced it with Sec. VIII-C explaining why such comparisons are not controlled in this literature, and deleted the superiority claims. The only ranking claim left is the controlled baseline comparison in Sec. VIII-A and Table 19.</w:t>
       </w:r>
       <w:r>
         <w:rPr>
@@ -511,7 +511,7 @@
         <w:t xml:space="preserve">  Location in the revised manuscript: </w:t>
       </w:r>
       <w:r>
-        <w:t>Sec. VIII-D and Table 13</w:t>
+        <w:t>Sec. VIII-C (Why we do not tabulate against other papers), where the cross-paper table has been removed, and Sec. VIII-A (Baseline comparison) with Table 19</w:t>
       </w:r>
     </w:p>
     <w:p/>
@@ -870,7 +870,7 @@
         <w:t xml:space="preserve">  Location in the revised manuscript: </w:t>
       </w:r>
       <w:r>
-        <w:t>Sec. VII-F (Collinearity, redundancy and attribution stability), Table 9</w:t>
+        <w:t>Sec. VII-G (Collinearity, redundancy, and attribution stability), Table 11</w:t>
       </w:r>
     </w:p>
     <w:p/>
@@ -893,7 +893,22 @@
         <w:t xml:space="preserve">Author response: </w:t>
       </w:r>
       <w:r>
-        <w:t>*** TO BE WRITTEN ***</w:t>
+        <w:t>This is the question we were least able to answer from the submitted evidence, and answering it properly changed what the paper claims.</w:t>
+        <w:br/>
+        <w:br/>
+        <w:t>The 60,606 flows per second reported in the submitted manuscript was an offline feature-extraction and inference rate. It was measured by reading feature vectors from a matrix and scoring them in a loop, with no control channel present, no OpenFlow messages, and no rule installation. It is not an ingest rate and it should not have been presented as one.</w:t>
+        <w:br/>
+        <w:br/>
+        <w:t>We therefore built a control plane and measured the controller rather than the model. The detector runs inside a controller process that exchanges genuine OpenFlow 1.3 messages with switch agents over TCP, with every encoding validated against the os-ken reference parser. At an offered rate of 3,000 packet-in events per second the controller saturates: it sustains 114 events per second end to end, including classification and rule installation, at 98.3 percent of one core and 176 MB resident, with a decision taking 6.61 ms at the median and 32.70 ms at the 99th percentile. Enabling attribution for every alert halves that to 61 events per second and nearly doubles the median decision to 11.33 ms.</w:t>
+        <w:br/>
+        <w:br/>
+        <w:t>Sweeping the offered rate locates the knee and shows what lies beyond it. The maximum is 77 events per second, reached at an offered rate of 500. Above that the goodput does not plateau, it collapses to roughly 35 events per second and stays there while the median round-trip time nearly triples. Offering more work returns less, which is queue behavior past saturation rather than the gradual degradation a throughput figure alone would suggest.</w:t>
+        <w:br/>
+        <w:br/>
+        <w:t>So the direct answer is that a single controller instance on this hardware cannot ingest 60,000 novel flows per second as individual table-miss events, and neither can it ingest 6,000. Reaching that order of magnitude requires that the flows not arrive as individual packet-in events at all. Switch-side aggregation, packet-in rate limiting and sampled export are the mechanisms, and Section VII-P quantifies what the first of them costs in flow-table occupancy. We also note a constraint that no aggregation policy removes: at the measured 386 bytes per packet-in, 60,000 events per second would require 23 MB/s on the control channel irrespective of controller CPU.</w:t>
+        <w:br/>
+        <w:br/>
+        <w:t>We have removed the throughput claim the question was asked about and replaced it with these measurements, including the ones that are unflattering.</w:t>
       </w:r>
     </w:p>
     <w:p>
@@ -904,7 +919,16 @@
         <w:t xml:space="preserve">Author action: </w:t>
       </w:r>
       <w:r>
-        <w:t>*** TO BE WRITTEN ***</w:t>
+        <w:t>Built an OpenFlow 1.3 control plane with the detector inside the controller process, measured controller CPU, memory, decision latency, control-channel byte rate and the achieved ingest rate under fixed load, swept the offered rate to saturation and past it, and replaced the offline throughput claim with the measured ingest rate.</w:t>
+      </w:r>
+      <w:r>
+        <w:rPr>
+          <w:b/>
+        </w:rPr>
+        <w:t xml:space="preserve">  Location in the revised manuscript: </w:t>
+      </w:r>
+      <w:r>
+        <w:t>Sec. VII-R (Control-plane cost and the rate a controller can ingest) and Table 17, Sec. VII-S (Flow-table occupancy under mitigation) and Table 18, Abstract, Sec. IX-C (Deployment considerations)</w:t>
       </w:r>
     </w:p>
     <w:p/>
@@ -956,7 +980,7 @@
         <w:t xml:space="preserve">  Location in the revised manuscript: </w:t>
       </w:r>
       <w:r>
-        <w:t>Sec. VII-P (Flow-table occupancy under mitigation) and its table; Sec. IV (Architecture); Sec. IX-B</w:t>
+        <w:t>Sec. VII-S (Flow-table occupancy under mitigation) and Table 18, Sec. IV (Architecture), Sec. IX-B</w:t>
       </w:r>
     </w:p>
     <w:p/>
@@ -1066,7 +1090,7 @@
         <w:t xml:space="preserve">  Location in the revised manuscript: </w:t>
       </w:r>
       <w:r>
-        <w:t>Sec. VII-D (Leakage and dataset-artifact audit) and its tables; Sec. VII-J (Cross-dataset validation); Sec. IX (Limitations)</w:t>
+        <w:t>Sec. VII-D (Leakage and dataset-artifact audit) and Table 8, Sec. VII-J (Transfer: other vectors, another day, another corpus), Sec. IX-D (Limitations and threats to validity)</w:t>
       </w:r>
     </w:p>
     <w:p/>
@@ -1089,7 +1113,28 @@
         <w:t xml:space="preserve">Author response: </w:t>
       </w:r>
       <w:r>
-        <w:t>*** TO BE WRITTEN ***</w:t>
+        <w:t>Thank you for setting out precisely what would make the evaluation convincing. We have done all four things, and the live proof of concept produced the clearest evidence in the paper.</w:t>
+        <w:br/>
+        <w:br/>
+        <w:t>On the proof of concept with live traffic: the detector now runs inside a controller process speaking OpenFlow 1.3 to an Open vSwitch datapath under Mininet, with three hosts on 100 Mbit links, an attacker running a randomised-source SYN flood from hping3, a benign client running iperf3 and ping against a server, and the whole thing measured in three conditions. With no detector the flood costs the benign client 73 percent of its throughput, which falls from 95.39 to 25.78 Mbit/s. With the detector it costs nothing measurable: 95.29 to 95.39 Mbit/s, zero added packet loss, and no rise in round-trip time. The switch holds 997 drop rules against distinct spoofed sources by the end of the attack, against four flow entries and no drop rules undefended. The undefended condition uses the same controller with detection disabled, so the comparison isolates the detector rather than the presence of a controller.</w:t>
+        <w:br/>
+        <w:br/>
+        <w:t>On controller CPU and memory: 101 percent of one core and 190 MB resident with detection enabled, against 32.5 percent and 58 MB for the learning switch alone. On end-to-end detection latency: 10.84 ms at the median, rising to 13.12 ms when every admitted alert is also attributed. On QoS impact: none measurable in the emulated network, and separately, on the socket testbed where the controller is driven past saturation, benign background flows see their 95th-percentile round-trip time rise by a factor of 1.21.</w:t>
+        <w:br/>
+        <w:br/>
+        <w:t>The run also produced a result we had not anticipated: mitigation pays for its own control-plane cost. Packet-in events reaching the controller fall from 40,160 undefended to 2,335 with detection enabled, because the installed rules stop the flood at the switch and the controller stops seeing it.</w:t>
+        <w:br/>
+        <w:br/>
+        <w:t>On the explainability cost you quote, the submitted figures were optimistic. Attributing every alert reduces sustained throughput to 661 flows/s, not 1,953. We define the explanation trigger formally and measure three budget policies against it; attributing one representative per attack episode restores 35,652 flows/s with every alert still carrying an attribution by reference. Section VII-K reports the frontier and states the interpretive cost of the policy that recovers the most throughput.</w:t>
+        <w:br/>
+        <w:br/>
+        <w:t>On the deep-learning comparison: a 1D-CNN, an LSTM, a Transformer encoder, a reconstruction autoencoder and a graph neural network are all run under the same protocol, on the same splits, on the CPU, with the same harness. The strongest reaches macro F1 0.9102 against 0.9706 for the detector. The autoencoder is the most instructive row and we report it in full: trained on benign traffic as the method requires, it assigns lower reconstruction error to attack flows than to benign ones, giving ROC-AUC 0.0073. That is not an implementation defect. A randomised SYN flood is more repetitive than benign traffic, so a model fitted to benign flows reconstructs the attack better than its own training distribution. The premise of reconstruction-based anomaly detection is false on a corpus where the attack is 97 percent of the traffic.</w:t>
+        <w:br/>
+        <w:br/>
+        <w:t>A short video of the emulated session is submitted as supplementary material, showing the topology coming up, the flood starting, the drop rules being installed, and the benign client's traffic continuing throughout. Every frame is output from the running system.</w:t>
+        <w:br/>
+        <w:br/>
+        <w:t>We should also say what this does not establish. It is a three-host emulation. It cannot exhibit multi-datapath rule distribution, controller failover, or the traffic patterns of an operational fabric, and the limitations section says so rather than leaving the scale to be inferred.</w:t>
       </w:r>
     </w:p>
     <w:p>
@@ -1100,7 +1145,16 @@
         <w:t xml:space="preserve">Author action: </w:t>
       </w:r>
       <w:r>
-        <w:t>*** TO BE WRITTEN ***</w:t>
+        <w:t>Added a Mininet and Open vSwitch testbed with live traffic in three conditions, reporting controller CPU, memory, end-to-end detection latency, flow-table occupancy and QoS impact; added the explanation-budget study that replaces the submitted throughput figures; added five deep-learning baselines under one protocol; and submitted a video of the session as supplementary material.</w:t>
+      </w:r>
+      <w:r>
+        <w:rPr>
+          <w:b/>
+        </w:rPr>
+        <w:t xml:space="preserve">  Location in the revised manuscript: </w:t>
+      </w:r>
+      <w:r>
+        <w:t>Sec. VII-P (Live deployment on an emulated network) and Table 15, Sec. VII-R (Control-plane cost), Sec. VII-K (The cost of explanation), Sec. VIII-B (Deep-learning baselines), supplementary video, Sec. IX-D (Limitations)</w:t>
       </w:r>
     </w:p>
     <w:p/>
@@ -1134,7 +1188,7 @@
         <w:t xml:space="preserve">Author action: </w:t>
       </w:r>
       <w:r>
-        <w:t>Added Sec. IX-B (deep learning for SDN DDoS detection) and Sec. IX-C (QoS-aware software-defined IoT), together with six supporting references.</w:t>
+        <w:t>Added Sec. IX-A (Deep learning for SDN DDoS detection, and the trade it offers) and Sec. IX-B (Adapting XAI-SDN to QoS-aware software-defined IoT), together with six supporting references.</w:t>
       </w:r>
       <w:r>
         <w:rPr>
@@ -1615,7 +1669,7 @@
         <w:t xml:space="preserve">  Location in the revised manuscript: </w:t>
       </w:r>
       <w:r>
-        <w:t>Sec. VII-L (The cost of explanation, and how to bound it) and its table; Algorithm 1 and Sec. IV; Sec. IX-C (Deployment considerations)</w:t>
+        <w:t>Sec. VII-K (The cost of explanation, and how to bound it) and Table 13, Algorithm 1 and Sec. IV, Sec. IX-C (Deployment considerations)</w:t>
       </w:r>
     </w:p>
     <w:p/>
@@ -1710,7 +1764,7 @@
         <w:t xml:space="preserve">  Location in the revised manuscript: </w:t>
       </w:r>
       <w:r>
-        <w:t>Sec. VIII-B (Baseline comparison) and its table; Sec. VI-B (Evaluation protocol); Sec. VI-C (Computing environment)</w:t>
+        <w:t>Sec. VIII-A (Baseline comparison) and Table 19, Sec. VI-B (Evaluation protocol), Sec. VI-C (Computing environment)</w:t>
       </w:r>
     </w:p>
     <w:p/>
@@ -1753,7 +1807,7 @@
         <w:t xml:space="preserve">  Location in the revised manuscript: </w:t>
       </w:r>
       <w:r>
-        <w:t>Sec. VII-D (Feature-set audit), Sec. VII-F, Table 9</w:t>
+        <w:t>Sec. VII-C (Feature-set audit), Sec. VII-G (Collinearity, redundancy, and attribution stability), Table 11</w:t>
       </w:r>
     </w:p>
     <w:p/>
@@ -1796,7 +1850,7 @@
         <w:t xml:space="preserve">  Location in the revised manuscript: </w:t>
       </w:r>
       <w:r>
-        <w:t>Sec. IV-C, Sec. VII-G (Threshold selection on the precision-recall plane), Sec. VI-B</w:t>
+        <w:t>Sec. IV-C, Sec. VII-H (Threshold selection on the precision-recall plane), Sec. VI-B</w:t>
       </w:r>
     </w:p>
     <w:p/>
@@ -2026,7 +2080,7 @@
         <w:t xml:space="preserve">  Location in the revised manuscript: </w:t>
       </w:r>
       <w:r>
-        <w:t>Sec. VII-I (Cross-vector and cross-day transfer); Sec. VII-J (Cross-dataset validation); Sec. IX (Limitations)</w:t>
+        <w:t>Sec. VII-J (Transfer: other vectors, another day, another corpus) and Table 12, Sec. IX-D (Limitations and threats to validity)</w:t>
       </w:r>
     </w:p>
     <w:p/>
@@ -2144,7 +2198,7 @@
         <w:t xml:space="preserve">Author response: </w:t>
       </w:r>
       <w:r>
-        <w:t>This is the same concern as Reviewer 2's third comment and has the same resolution. The table is now explicitly contextual, with task and protocol stated per row and a caption that disclaims comparability. Both of our own protocols appear so the reader can see that the protocol difference moves our own macro F1 by more than two points, which is larger than the differences between rows the table was previously used to interpret as a ranking.</w:t>
+        <w:t>This is the same concern as Reviewer 2's third comment and has the same resolution. The cross-paper table has been removed rather than re-captioned. Section VIII-C explains why the comparison could not be made controlled, and records that our own split protocol moves our macro F1 by more than two points on identical data, which is larger than the differences between rows that the table was previously read as ranking. The only ranking claim left in the paper is the controlled baseline comparison of Section VIII-A, where every method is run by us under one protocol.</w:t>
       </w:r>
     </w:p>
     <w:p>
@@ -2155,7 +2209,7 @@
         <w:t xml:space="preserve">Author action: </w:t>
       </w:r>
       <w:r>
-        <w:t>See the action recorded for Reviewer 2, Concern 3. The table, caption and surrounding text were rewritten together.</w:t>
+        <w:t>See the action recorded for Reviewer 2, Concern 3. The cross-paper table was removed and the surrounding text rewritten.</w:t>
       </w:r>
       <w:r>
         <w:rPr>
@@ -2164,7 +2218,7 @@
         <w:t xml:space="preserve">  Location in the revised manuscript: </w:t>
       </w:r>
       <w:r>
-        <w:t>Sec. VIII-D and Table 13</w:t>
+        <w:t>Sec. VIII-C (Why we do not tabulate against other papers), where the cross-paper table has been removed, and Sec. VIII-A (Baseline comparison) with Table 19</w:t>
       </w:r>
     </w:p>
     <w:p/>

--- a/revision_2026/07_response/Response_to_Reviewers.docx
+++ b/revision_2026/07_response/Response_to_Reviewers.docx
@@ -152,7 +152,7 @@
         <w:t xml:space="preserve">  Location in the revised manuscript: </w:t>
       </w:r>
       <w:r>
-        <w:t>Sec. V-A, Sec. V-B, Table 4, and Sec. IV</w:t>
+        <w:t>Sec. V-A, Sec. V-B, Table 3, and Sec. IV</w:t>
       </w:r>
     </w:p>
     <w:p/>
@@ -175,7 +175,7 @@
         <w:t xml:space="preserve">Author response: </w:t>
       </w:r>
       <w:r>
-        <w:t>We agree. The metric block was cramped and the symbols were never defined anywhere in the paper. Two changes follow. Equation (4) is reset with displayed fractions and proper vertical spacing instead of inline \tfrac, and every symbol it uses is now defined in the new notation table. We also took the opportunity to state why average precision, rather than the false negative rate, is the threshold-free metric we rely on at this class ratio, since that choice affects how the rest of the results should be read.</w:t>
+        <w:t>We agree. The metric block was cramped and the symbols were never defined anywhere in the paper. Two changes follow. The metric block, Equation (4) of the submitted version and Eq. (6) of the revision, is reset with displayed fractions and proper vertical spacing instead of inline \tfrac, and every symbol it uses is now defined in the new notation table. We also took the opportunity to state why average precision, rather than the false negative rate, is the threshold-free metric we rely on at this class ratio, since that choice affects how the rest of the results should be read.</w:t>
       </w:r>
     </w:p>
     <w:p>
@@ -186,7 +186,7 @@
         <w:t xml:space="preserve">Author action: </w:t>
       </w:r>
       <w:r>
-        <w:t>Reformatted Eq. (4), added the notation table, and extended the metric definitions to cover ROC-AUC and average precision with an explanation of when each is informative.</w:t>
+        <w:t>Reformatted the metric block, now Eq. (6), added the notation table, and extended the metric definitions to cover ROC-AUC and average precision with an explanation of when each is informative.</w:t>
       </w:r>
       <w:r>
         <w:rPr>
@@ -195,7 +195,7 @@
         <w:t xml:space="preserve">  Location in the revised manuscript: </w:t>
       </w:r>
       <w:r>
-        <w:t>Eq. (4) and Sec. IV-C; Table 1 (notation) at the end of Sec. I</w:t>
+        <w:t>Eq. (6) and Sec. IV-C; Table 1 (notation) at the end of Sec. I</w:t>
       </w:r>
     </w:p>
     <w:p/>
@@ -238,7 +238,7 @@
         <w:t xml:space="preserve">  Location in the revised manuscript: </w:t>
       </w:r>
       <w:r>
-        <w:t>Sec. VI-C (Computing environment) and Table 2; the baseline comparison tables in Sec. VIII</w:t>
+        <w:t>Sec. VI-C (Computing environment) and Table 5; the baseline comparison tables in Sec. VIII</w:t>
       </w:r>
     </w:p>
     <w:p/>
@@ -261,7 +261,7 @@
         <w:t xml:space="preserve">Author response: </w:t>
       </w:r>
       <w:r>
-        <w:t>Done, and thank you for the suggestion; it improved the paper more than we expected. Every baseline is now reported CPU-only, and two comparisons are provided rather than one. The first runs every classical baseline on the full chronological split at the natural class imbalance, with no subsampling and no artificial balancing, which is the setting an operator actually faces. The second runs the deep baselines, a 1D-CNN, an LSTM, a Transformer encoder and a graph neural network, under a protocol matched across those models, again on the CPU. Both are measured with the same harness on the machine specified in Table 2, so latency and throughput are comparable across every row of every table in the paper. Where a baseline could not be run at full scale we say so explicitly and report the cap rather than quietly omitting the model: the linear support vector machine is fitted on a capped subsample because it did not converge in reasonable time on 2.5 million flows, and that cap is stated both in the table and in the text.</w:t>
+        <w:t>Done, and thank you for the suggestion; it improved the paper more than we expected. Every baseline is now reported CPU-only, and two comparisons are provided rather than one. The first runs every classical baseline on the full chronological split at the natural class imbalance, with no subsampling and no artificial balancing, which is the setting an operator actually faces. The second runs the deep baselines, a 1D-CNN, an LSTM, a Transformer encoder and a graph neural network, under a protocol matched across those models, again on the CPU. Both are measured with the same harness on the machine specified in Table 5, so latency and throughput are comparable across every row of every table in the paper. Where a baseline could not be run at full scale we say so explicitly and report the cap rather than quietly omitting the model: the linear support vector machine is fitted on a capped subsample because it did not converge in reasonable time on 2.5 million flows, and that cap is stated both in the table and in the text.</w:t>
       </w:r>
     </w:p>
     <w:p>
@@ -281,7 +281,7 @@
         <w:t xml:space="preserve">  Location in the revised manuscript: </w:t>
       </w:r>
       <w:r>
-        <w:t>Sec. VIII-B and Sec. VIII-C, with their tables; Table 2</w:t>
+        <w:t>Sec. VIII-A and Sec. VIII-B, with their tables; Table 5</w:t>
       </w:r>
     </w:p>
     <w:p/>
@@ -304,7 +304,7 @@
         <w:t xml:space="preserve">Author response: </w:t>
       </w:r>
       <w:r>
-        <w:t>Thank you, and the answer is now stated directly in the paper rather than left for the reader to infer. Within this paper the figures are directly comparable: every latency and throughput number, in every table, was produced on the single machine of Table 2, on the CPU, with the same thread budget and the same timing harness, and no model in the comparison was run on a GPU. Across papers they are not comparable, because the hardware, the software stack, the batch size and the unit being timed all differ, and the revision makes no cross-paper timing claim anywhere. Section VI-C states both halves of this explicitly, so a reader does not have to reconstruct the measurement conditions from the tables.</w:t>
+        <w:t>Thank you, and the answer is now stated directly in the paper rather than left for the reader to infer. Within this paper the figures are directly comparable: every latency and throughput number, in every table, was produced on the single machine of Table 5, on the CPU, with the same thread budget and the same timing harness, and no model in the comparison was run on a GPU. Across papers they are not comparable, because the hardware, the software stack, the batch size and the unit being timed all differ, and the revision makes no cross-paper timing claim anywhere. Section VI-C states both halves of this explicitly, so a reader does not have to reconstruct the measurement conditions from the tables.</w:t>
       </w:r>
     </w:p>
     <w:p>
@@ -631,7 +631,7 @@
         <w:t xml:space="preserve">Author action: </w:t>
       </w:r>
       <w:r>
-        <w:t>Rewrote the complexity claim in Sec. V-C with the assumptions named, and corrected the same claim in the abstract, Sec. II-A, Sec. IV, Table 1 and the Fig. 2 caption.</w:t>
+        <w:t>Rewrote the complexity claim in Sec. V-C with the assumptions named, and corrected the same claim in the abstract, Sec. II-A, Sec. IV and the Fig. 2 caption.</w:t>
       </w:r>
       <w:r>
         <w:rPr>
@@ -640,7 +640,7 @@
         <w:t xml:space="preserve">  Location in the revised manuscript: </w:t>
       </w:r>
       <w:r>
-        <w:t>Sec. V-C, abstract, Sec. II-A, Sec. IV, Table 2, Fig. 2 caption</w:t>
+        <w:t>Sec. V-C, abstract, Sec. II-A, Sec. IV, Fig. 2 caption</w:t>
       </w:r>
     </w:p>
     <w:p/>
@@ -827,7 +827,7 @@
         <w:t xml:space="preserve">  Location in the revised manuscript: </w:t>
       </w:r>
       <w:r>
-        <w:t>Sec. VII-D, Table 8, Table 7 (separability probe)</w:t>
+        <w:t>Sec. VII-D and Table 8; the single-feature separability probe is reported in Sec. VII-C</w:t>
       </w:r>
     </w:p>
     <w:p/>
@@ -1450,7 +1450,7 @@
         <w:t xml:space="preserve">Author response: </w:t>
       </w:r>
       <w:r>
-        <w:t>Corrected. Five floats were never referenced in the body: Fig. 7, Fig. 9, Table 5, Eq. (4) and Eq. (5). Four are now cited where they are discussed. The fifth, the radar chart, has been removed rather than cited, because Reviewer 2 separately objected to treating radar-chart area as evidence and we agree that the figure argued from area rather than from measurement. Every remaining figure, table, algorithm and numbered equation is cited at least once, and an automated check on the compiled PDF enforces this.</w:t>
+        <w:t>Corrected. Five floats were never referenced in the body of the submitted version: Fig. 7, Fig. 9, Table 7, Eq. (4) and Eq. (5), in that version's numbering. Four are now cited where they are discussed. The fifth, the radar chart, has been removed rather than cited, because Reviewer 2 separately objected to treating radar-chart area as evidence and we agree that the figure argued from area rather than from measurement. Every remaining figure, table, algorithm and numbered equation is cited at least once, and an automated check on the compiled PDF enforces this.</w:t>
       </w:r>
     </w:p>
     <w:p>
@@ -1493,7 +1493,7 @@
         <w:t xml:space="preserve">Author response: </w:t>
       </w:r>
       <w:r>
-        <w:t>Thank you, and we are sorry the figures were hard to read. All figures have been regenerated at larger type. Axis labels, tick labels and legends are set so that they remain legible at single-column width in print, and every figure is vector rather than raster so that text stays selectable and scales without loss. Two figures were rebuilt for other reasons at the same time, Fig. 2 to resolve the broken equation reference and Fig. 6 to correct an axis label and a caption that did not match the panels.</w:t>
+        <w:t>Thank you, and we are sorry the figures were hard to read. All figures have been regenerated at larger type. Axis labels, tick labels and legends are set so that they remain legible at single-column width in print, and every plotted figure is vector rather than raster so that its text stays selectable and scales without loss. One figure is an exception and we would rather state it than let the reviewer find it: the system architecture diagram, Fig. 1, is a raster image, and its labels are therefore fixed at the resolution of the source file. Fig. 2 was rebuilt at the same time, to resolve the broken equation reference Reviewer 1 identified. The hyperparameter sensitivity figure of the submitted version, its Fig. 6, carried an axis label and a caption that did not match its panels; we removed that figure rather than repairing it, for the reason given in our reply to Reviewer 7, Concern 6.</w:t>
       </w:r>
     </w:p>
     <w:p>
@@ -1504,7 +1504,7 @@
         <w:t xml:space="preserve">Author action: </w:t>
       </w:r>
       <w:r>
-        <w:t>Regenerated every figure with larger fonts in vector format, and rebuilt two figures that had content defects.</w:t>
+        <w:t>Regenerated every plotted figure with larger fonts in vector format, rebuilt Fig. 2, and removed the mislabelled former Fig. 6.</w:t>
       </w:r>
       <w:r>
         <w:rPr>
@@ -1513,7 +1513,7 @@
         <w:t xml:space="preserve">  Location in the revised manuscript: </w:t>
       </w:r>
       <w:r>
-        <w:t>All figures</w:t>
+        <w:t>All figures; Fig. 1 remains a raster diagram, Fig. 2 was rebuilt, and the former Fig. 6 was removed</w:t>
       </w:r>
     </w:p>
     <w:p/>
@@ -1712,7 +1712,7 @@
         <w:t xml:space="preserve">  Location in the revised manuscript: </w:t>
       </w:r>
       <w:r>
-        <w:t>Eqs. (5)-(7) in Sec. V-B, Sec. V-C, Sec. VII-H and Table 10</w:t>
+        <w:t>Eqs. (8)-(10) in Sec. V-B, Sec. V-C, and Sec. VII-I</w:t>
       </w:r>
     </w:p>
     <w:p/>
@@ -1994,7 +1994,7 @@
         <w:t xml:space="preserve">  Location in the revised manuscript: </w:t>
       </w:r>
       <w:r>
-        <w:t>Sec. V-A, Table 4 (feature specification), Eq. (7); disclosed in Sec. VI-A</w:t>
+        <w:t>Sec. V-A, Table 3 (feature specification), Eq. (7); disclosed in Sec. VI-A</w:t>
       </w:r>
     </w:p>
     <w:p/>
@@ -2114,7 +2114,7 @@
         <w:t xml:space="preserve">Author action: </w:t>
       </w:r>
       <w:r>
-        <w:t>Added a case-study subsection with four real alerts, a table of signed attributions, and a waterfall figure.</w:t>
+        <w:t>Added a case-study subsection with four real alerts and a table of their signed attributions, read alongside the per-flow attribution figure, Fig. 3.</w:t>
       </w:r>
       <w:r>
         <w:rPr>
@@ -2123,7 +2123,7 @@
         <w:t xml:space="preserve">  Location in the revised manuscript: </w:t>
       </w:r>
       <w:r>
-        <w:t>Sec. VII-M (Individual alert case studies), Table 14, Fig. 8</w:t>
+        <w:t>Sec. VII-M (Individual alert case studies) and Table 14; Fig. 3 in Sec. VII-L</w:t>
       </w:r>
     </w:p>
     <w:p/>
@@ -2149,7 +2149,7 @@
         <w:t>Both observations are correct, and checking the second one carefully showed it was worse than described.</w:t>
         <w:br/>
         <w:br/>
-        <w:t>On the missing curves: the submitted Section VI-E discussed ROC behavior for the baselines without presenting a single curve. The revision adds them for every method, measured by us on the full chronological test partition, and pairs each ROC curve with a precision-recall curve on the same axes. The pairing is the substance rather than a convention. At 97.17 percent positive prevalence a classifier predicting at random attains average precision equal to that prevalence, so the majority baseline sits at AP 0.9717 with ROC-AUC 0.5000, and the gap between a model's two numbers measures how much the imbalance flatters its ROC curve. The decision tree makes the point sharply: ROC-AUC 0.6075 reads as though the model were doing something, while its average precision of 0.9777 is six thousandths above chance. Logistic regression is within 0.0014 of chance. Only the precision-recall panel reveals this. Our detector reaches ROC-AUC 0.999728 with a bootstrap interval of [0.99970, 0.99975] and average precision 0.999992.</w:t>
+        <w:t>On the missing curves: the submitted Section VII-E discussed ROC behavior for the baselines without presenting a single curve. The revision adds them for every method, measured by us on the full chronological test partition, and pairs each ROC curve with a precision-recall curve on the same axes. The pairing is the substance rather than a convention. At 97.17 percent positive prevalence a classifier predicting at random attains average precision equal to that prevalence, so the majority baseline sits at AP 0.9717 with ROC-AUC 0.5000, and the gap between a model's two numbers measures how much the imbalance flatters its ROC curve. The decision tree makes the point sharply: ROC-AUC 0.6075 reads as though the model were doing something, while its average precision of 0.9777 is six thousandths above chance. Logistic regression is within 0.0014 of chance. Only the precision-recall panel reveals this. Our detector reaches ROC-AUC 0.999728 with a bootstrap interval of [0.99970, 0.99975] and average precision 0.999992.</w:t>
         <w:br/>
         <w:br/>
         <w:t>On the caption mismatch: the caption of the figure in question stated "Left: ROC curve and FPR vs. threshold", but the panel contains no ROC curve. It plots accuracy against threshold on one axis and false positive rate on the other. The caption further claimed zero false negatives below a threshold of 0.5 and zero false positives at 0.9, neither of which the figure shows, and stated that accuracy remains at 100 percent across window sizes when the axis is labelled 99.998 percent plus an offset. The threshold symbol also rendered as the literal string "au" in both axis labels, because the mathematics delimiters had been lost in the figure source, which is the same defect Reviewer 1 identified in the Figure 2 graphic.</w:t>

--- a/revision_2026/07_response/Response_to_Reviewers.docx
+++ b/revision_2026/07_response/Response_to_Reviewers.docx
@@ -175,7 +175,7 @@
         <w:t xml:space="preserve">Author response: </w:t>
       </w:r>
       <w:r>
-        <w:t>We agree. The metric block was cramped and the symbols were never defined anywhere in the paper. Two changes follow. The metric block, Equation (4) of the submitted version and Eq. (6) of the revision, is reset with displayed fractions and proper vertical spacing instead of inline \tfrac, and every symbol it uses is now defined in the new notation table. We also took the opportunity to state why average precision, rather than the false negative rate, is the threshold-free metric we rely on at this class ratio, since that choice affects how the rest of the results should be read.</w:t>
+        <w:t>We agree. The metric block was cramped and the symbols were never defined anywhere in the paper. Two changes follow. The metric block, Equation (4) of the submitted version and Eq. (7) of the revision, is reset with displayed fractions and proper vertical spacing instead of inline \tfrac, and every symbol it uses -- Acc, TP, FP, TN, FN, FPR and FNR -- is now defined in the new notation table. We also took the opportunity to state why average precision, rather than the false negative rate, is the threshold-free metric we rely on at this class ratio, since that choice affects how the rest of the results should be read.</w:t>
       </w:r>
     </w:p>
     <w:p>
@@ -186,7 +186,7 @@
         <w:t xml:space="preserve">Author action: </w:t>
       </w:r>
       <w:r>
-        <w:t>Reformatted the metric block, now Eq. (6), added the notation table, and extended the metric definitions to cover ROC-AUC and average precision with an explanation of when each is informative.</w:t>
+        <w:t>Reformatted the metric block, now Eq. (7), added the notation table, and extended the metric definitions to cover ROC-AUC and average precision with an explanation of when each is informative.</w:t>
       </w:r>
       <w:r>
         <w:rPr>
@@ -195,7 +195,7 @@
         <w:t xml:space="preserve">  Location in the revised manuscript: </w:t>
       </w:r>
       <w:r>
-        <w:t>Eq. (6) and Sec. IV-C; Table 1 (notation) at the end of Sec. I</w:t>
+        <w:t>Eq. (7) and Sec. IV-C; Table 1 (notation) at the end of Sec. I</w:t>
       </w:r>
     </w:p>
     <w:p/>
@@ -261,7 +261,7 @@
         <w:t xml:space="preserve">Author response: </w:t>
       </w:r>
       <w:r>
-        <w:t>Done, and thank you for the suggestion; it improved the paper more than we expected. Every baseline is now reported CPU-only, and two comparisons are provided rather than one. The first runs every classical baseline on the full chronological split at the natural class imbalance, with no subsampling and no artificial balancing, which is the setting an operator actually faces. The second runs the deep baselines, a 1D-CNN, an LSTM, a Transformer encoder and a graph neural network, under a protocol matched across those models, again on the CPU. Both are measured with the same harness on the machine specified in Table 5, so latency and throughput are comparable across every row of every table in the paper. Where a baseline could not be run at full scale we say so explicitly and report the cap rather than quietly omitting the model: the linear support vector machine is fitted on a capped subsample because it did not converge in reasonable time on 2.5 million flows, and that cap is stated both in the table and in the text.</w:t>
+        <w:t>Done, and thank you for the suggestion; it improved the paper more than we expected. Every baseline is now reported CPU-only, and two comparisons are provided rather than one. The first runs every classical baseline on the full chronological split at the natural class imbalance, with no subsampling and no artificial balancing, which is the setting an operator actually faces. The second runs the deep baselines, a 1D-CNN, an LSTM, a Transformer encoder, a reconstruction autoencoder and a graph neural network, under a protocol matched across those models, again on the CPU. Both are measured with the same harness on the machine specified in Table 5, so latency and throughput are comparable across every row of every table in the paper. Where a baseline could not be run at full scale we say so explicitly and report the cap rather than quietly omitting the model: the linear support vector machine is fitted on a capped subsample of 300,000 flows because it did not converge in reasonable time on 2.5 million, and that cap is stated both in the table and in the text. The RBF support vector machine does not scale to the full partition at all, its kernel being quadratic in the sample count, so it is reported under the subsampled protocol only and its figure is given in the text of Sec. VIII-A rather than placed in a column measured on 1,077,238 flows.</w:t>
       </w:r>
     </w:p>
     <w:p>
@@ -347,7 +347,7 @@
         <w:t xml:space="preserve">Author response: </w:t>
       </w:r>
       <w:r>
-        <w:t>Done, and made repeatable. Beyond a full reading pass, the build now runs an automated gate over both the source and the compiled PDF that fails on unresolved cross references, on floats that are never cited in the text, on conversational phrasing, on over-claiming vocabulary, on em dashes and on British spellings. The gate caught defects we would otherwise have missed, including one figure we deleted by accident while removing a different one, and the manuscript passes it.</w:t>
+        <w:t>Done, and made repeatable. Beyond a full reading pass, the build now runs an automated gate over both the source and the compiled PDF that fails on unresolved cross references, on floats that are never cited in the text, on conversational phrasing, on over-claiming vocabulary, on em dashes and on British spellings, each of which fails the build rather than merely being logged. The gate caught defects we would otherwise have missed, including one figure we deleted by accident while removing a different one, and the manuscript passes it.</w:t>
       </w:r>
     </w:p>
     <w:p>
@@ -405,7 +405,7 @@
         <w:t xml:space="preserve">Author response: </w:t>
       </w:r>
       <w:r>
-        <w:t>We accept this and have acted on it in both directions the reviewer offers. On the language, every instance the reviewer names is gone: "generalizes robustly", "exceptional robustness" and "real-world SDN deployment" no longer appear, and an automated check now fails the build if any of a list of over-claiming constructions reappears. On the evidence, we did not simply soften the wording, we ran the experiments the reviewer said would be needed to license the original claims. Cross-environment: transfer across attack vectors and across a second capture day. Cross-dataset: transfer to InSDN and CIC-IDS2017 with bootstrap confidence intervals on the error rates. Online: the detector now runs inside a live OpenFlow 1.3 control plane with controller CPU, memory, end-to-end latency, control-channel saturation and TCAM occupancy measured from the running process. Where those experiments show degradation, and several do, we report the degradation rather than the best case. The false positive rate point is addressed directly: the revision reports both split protocols side by side and quantifies the gap instead of selecting the more favorable one.</w:t>
+        <w:t>We accept this and have acted on it in both directions the reviewer offers. On the language, every instance the reviewer names is gone: "generalizes robustly", "exceptional robustness" and "real-world SDN deployment" no longer appear, and an automated check now fails the build if any of a list of over-claiming constructions reappears, with a short and individually justified allowlist for the places where such a word describes someone else's result or a property of a method rather than a claim of ours. On the evidence, we did not simply soften the wording, we ran the experiments the reviewer said would be needed to license the original claims. Cross-environment: transfer across attack vectors and across a second capture day. Cross-dataset: transfer to InSDN and CIC-IDS2017 with bootstrap confidence intervals on the error rates. Online: the detector now runs inside a live OpenFlow 1.3 control plane with controller CPU, memory, end-to-end latency, control-channel saturation and TCAM occupancy measured from the running process. Where those experiments show degradation, and several do, we report the degradation rather than the best case. The false positive rate point is addressed directly: the revision reports both split protocols side by side and quantifies the gap instead of selecting the more favorable one.</w:t>
       </w:r>
     </w:p>
     <w:p>
@@ -425,7 +425,7 @@
         <w:t xml:space="preserve">  Location in the revised manuscript: </w:t>
       </w:r>
       <w:r>
-        <w:t>Abstract, Sec. VII-B, Sec. VII-J, Sec. VII-K, Sec. VII-M, and Sec. IX-D</w:t>
+        <w:t>Abstract, Sec. VII-A, Sec. VII-B, Sec. VII-J (cross-vector, cross-day and cross-corpus transfer), Sec. VII-P (live emulated deployment), Sec. VII-R (control-plane cost and saturation), Sec. VII-S (flow-table occupancy), and Sec. IX-D</w:t>
       </w:r>
     </w:p>
     <w:p/>
@@ -534,7 +534,7 @@
         <w:t xml:space="preserve">Author response: </w:t>
       </w:r>
       <w:r>
-        <w:t>This was a real inconsistency and we are grateful it was caught. Classification and explanation are different operations with different costs, and the submitted paper used the two vocabularies interchangeably. The revision defines four terms once and then holds to them: a flow is any record the controller classifies, a positive prediction is a flow whose score reaches the threshold, an alert is a positive prediction dispatched to the operator, and a per-decision explanation is a TreeSHAP attribution computed for one specific alert. The explanation trigger is now a numbered equation rather than an implicit condition, and it includes the budget term that decides which alerts are attributed. Costs are reported against the quantity that drives them: classification cost per flow, explanation cost per generated explanation. The phrase "per DDoS flow" is gone, because the number of explanations is a policy variable and not a property of the traffic.</w:t>
+        <w:t>This was a real inconsistency and we are grateful it was caught. Classification and explanation are different operations with different costs, and the submitted paper used the two vocabularies interchangeably. The revision defines four terms once and then holds to them: a flow is any record the controller classifies, a positive prediction is a flow whose score reaches the threshold, an alert is a positive prediction dispatched to the operator, and a per-decision explanation is an exact TreeSHAP attribution computed for one specific flow. Acting on the comment exposed a fifth term we had left implicit and which matters more than the other four. Under any budget that admits fewer alerts than it receives, the alerts it declines carry the attribution of their attack-episode representative rather than one computed for themselves. That inherited vector is an exact decomposition of the representative's score and not of theirs, so calling it an exact per-flow explanation would have been wrong. The revision now defines the episode representative, writes the delivered attribution as a two-case expression in Eq. (4), and states in the limitations that at the coarsest granularity all but two of 59,998 alerts carry an inherited attribution. The explanation trigger is now a numbered equation rather than an implicit condition, and it includes the budget term that decides which alerts are attributed. Costs are reported against the quantity that drives them: classification cost per flow, explanation cost per generated explanation. The phrase "per DDoS flow" is gone, because the number of explanations is a policy variable and not a property of the traffic.</w:t>
       </w:r>
     </w:p>
     <w:p>
@@ -545,7 +545,7 @@
         <w:t xml:space="preserve">Author action: </w:t>
       </w:r>
       <w:r>
-        <w:t>Added Sec. III-B defining the four terms, added Eq. (2) defining the explanation trigger, rewrote Algorithm 1 so the trigger and budget are explicit, and swept the abstract, Sec. IV, Sec. VII and Sec. IX for consistent usage.</w:t>
+        <w:t>Added Sec. III-B defining the four terms, added Eq. (2) defining the explanation trigger and Eq. (4) defining which attribution an alert record carries, rewrote Algorithm 1 so the trigger, the budget and the two kinds of attribution are explicit, and swept the abstract, Sec. I, Sec. IV, Sec. VII, Sec. IX and Sec. X for consistent usage.</w:t>
       </w:r>
       <w:r>
         <w:rPr>
@@ -554,7 +554,7 @@
         <w:t xml:space="preserve">  Location in the revised manuscript: </w:t>
       </w:r>
       <w:r>
-        <w:t>Sec. III-B (Terminology), Eq. (2), Algorithm 1, Table 6 caption, and the abstract</w:t>
+        <w:t>Sec. III-B (Terminology), Eq. (2) and Eq. (4), Algorithm 1, Table 13 and its caption, Sec. VII-K, Sec. IX-D, the abstract and Sec. I</w:t>
       </w:r>
     </w:p>
     <w:p/>
@@ -631,7 +631,7 @@
         <w:t xml:space="preserve">Author action: </w:t>
       </w:r>
       <w:r>
-        <w:t>Rewrote the complexity claim in Sec. V-C with the assumptions named, and corrected the same claim in the abstract, Sec. II-A, Sec. IV and the Fig. 2 caption.</w:t>
+        <w:t>Rewrote the complexity claim in Sec. V-C with the assumptions named, added the measured 381.5 ns per admit/evict pair beside it, and corrected the same claim in the abstract, Sec. I, Sec. II-A, Sec. IV, the Fig. 1 caption and artwork and the Fig. 2 caption and artwork.</w:t>
       </w:r>
       <w:r>
         <w:rPr>
@@ -640,7 +640,7 @@
         <w:t xml:space="preserve">  Location in the revised manuscript: </w:t>
       </w:r>
       <w:r>
-        <w:t>Sec. V-C, abstract, Sec. II-A, Sec. IV, Fig. 2 caption</w:t>
+        <w:t>Sec. V-C, abstract, Sec. I, Sec. II-A, Sec. IV, Fig. 1 and Fig. 2 with their captions</w:t>
       </w:r>
     </w:p>
     <w:p/>
@@ -683,7 +683,7 @@
         <w:t xml:space="preserve">  Location in the revised manuscript: </w:t>
       </w:r>
       <w:r>
-        <w:t>Sec. VII-B, Sec. VII-D, Sec. VII-H, Sec. IX-C</w:t>
+        <w:t>Sec. VII-A (split protocol), Sec. VII-F (entropy contribution), Sec. VII-K (explanation budget), and the rehedged passages in Sec. VII-B, Sec. VII-D, Sec. VII-H and Sec. IX-C</w:t>
       </w:r>
     </w:p>
     <w:p/>
@@ -706,7 +706,7 @@
         <w:t xml:space="preserve">Author response: </w:t>
       </w:r>
       <w:r>
-        <w:t>We are grateful for this careful reading, and all of the issues raised have been corrected. The three phrases quoted are gone, along with twenty-five others we found by scanning the submitted source systematically after the reviewer drew our attention to the problem. The broken equation reference was rendered inside the Fig. 2 graphic rather than in the manuscript body, which is why it escaped our proofreading; the figure has been rebuilt and the reference now resolves. The "(au)" artifact was a lost backslash in a figure axis label and now renders as the tau symbol. We agree with both evidential points: the t-SNE caption no longer claims the projection confirms anything and now notes that a nonlinear stochastic embedding does not imply separability in the original space, and we have removed the radar chart altogether rather than merely re-captioning it, since we accept that an argument from chart area is not an argument. On "UAV", we were unable to locate that term in our manuscript and have treated the point as a general request for consistent acronym capitalization, which the new notation table addresses; we would welcome correction if a specific passage was meant.</w:t>
+        <w:t>We are grateful for this careful reading, and all of the issues raised have been corrected. The three phrases quoted are gone, along with twenty-five others we found by scanning the submitted source systematically after the reviewer drew our attention to the problem. The broken equation reference was rendered inside the Fig. 2 graphic rather than in the manuscript body, which is why it escaped our proofreading; the figure has been rebuilt and the reference now resolves. The "(au)" artifact was a lost backslash in the axis label of the hyperparameter sensitivity figure, the submitted Fig. 6. We have not repaired that figure. Its caption and its axis labels did not match its panels and it was measured under the split methodology this revision corrects, so we removed it rather than recaptioning it, as our replies to Reviewer 5 Concern 7 and Reviewer 7 Concern 6 also state. Sec. VII-O now says in text what was and was not tuned. We agree with both evidential points and acted on them the same way. The t-SNE projection and the radar chart have both been removed from the manuscript rather than re-captioned, since a nonlinear stochastic embedding does not demonstrate separability in the original space and an argument from chart area is not an argument. Neither figure appears in the revision. On "UAV", we were unable to locate that term in our manuscript and have treated the point as a general request for consistent acronym capitalization, which the new notation table addresses; we would welcome correction if a specific passage was meant.</w:t>
       </w:r>
     </w:p>
     <w:p>
@@ -717,7 +717,7 @@
         <w:t xml:space="preserve">Author action: </w:t>
       </w:r>
       <w:r>
-        <w:t>Rewrote the flagged passages, rebuilt two figures, removed the radar chart, added a notation table, and added an automated style check to the build.</w:t>
+        <w:t>Rewrote the flagged passages, rebuilt Fig. 1 and Fig. 2 as vector artwork, removed the t-SNE projection, the radar chart and the mislabelled sensitivity figure, added a notation table, and added an automated style check that fails the build.</w:t>
       </w:r>
       <w:r>
         <w:rPr>
@@ -726,7 +726,7 @@
         <w:t xml:space="preserve">  Location in the revised manuscript: </w:t>
       </w:r>
       <w:r>
-        <w:t>Throughout; specifically Fig. 2, Fig. 5 caption, Sec. V-A, Sec. I, Table 1</w:t>
+        <w:t>Throughout; specifically Fig. 1 and Fig. 2, Sec. V-A, Sec. I, Sec. VII-O and Table 1. The t-SNE projection, the radar chart and the sensitivity figure of the submitted version have been removed and have no counterpart in the revision.</w:t>
       </w:r>
     </w:p>
     <w:p/>
@@ -769,7 +769,7 @@
         <w:t xml:space="preserve">  Location in the revised manuscript: </w:t>
       </w:r>
       <w:r>
-        <w:t>Sec. II-D; reference [33]</w:t>
+        <w:t>Sec. II-D; reference [32]</w:t>
       </w:r>
     </w:p>
     <w:p/>
@@ -899,13 +899,16 @@
         <w:t>The 60,606 flows per second reported in the submitted manuscript was an offline feature-extraction and inference rate. It was measured by reading feature vectors from a matrix and scoring them in a loop, with no control channel present, no OpenFlow messages, and no rule installation. It is not an ingest rate and it should not have been presented as one.</w:t>
         <w:br/>
         <w:br/>
-        <w:t>We therefore built a control plane and measured the controller rather than the model. The detector runs inside a controller process that exchanges genuine OpenFlow 1.3 messages with switch agents over TCP, with every encoding validated against the os-ken reference parser. At an offered rate of 3,000 packet-in events per second the controller saturates: it sustains 114 events per second end to end, including classification and rule installation, at 98.3 percent of one core and 176 MB resident, with a decision taking 6.61 ms at the median and 32.70 ms at the 99th percentile. Enabling attribution for every alert halves that to 61 events per second and nearly doubles the median decision to 11.33 ms.</w:t>
+        <w:t>We therefore built a control plane and measured the controller rather than the model. The detector runs inside a controller process that exchanges genuine OpenFlow 1.3 messages with switch agents over TCP, with every encoding validated against the os-ken reference parser. The rate we report is defined before it is quoted, because two session configurations produce it and an earlier draft of this reply quoted both as though they were one number. A switch agent is synchronous, so the achieved rate is the number of packet-in exchanges it completed divided by the wall time of the session, including classification and rule installation. The fixed-load session offers 3,000 events per second for 150 seconds with a second agent carrying benign background traffic through the same controller; each sweep session offers one rate for 45 seconds with no background agent and a freshly started controller.</w:t>
         <w:br/>
         <w:br/>
-        <w:t>Sweeping the offered rate locates the knee and shows what lies beyond it. The maximum is 77 events per second, reached at an offered rate of 500. Above that the goodput does not plateau, it collapses to roughly 35 events per second and stays there while the median round-trip time nearly triples. Offering more work returns less, which is queue behavior past saturation rather than the gradual degradation a throughput figure alone would suggest.</w:t>
+        <w:t>Under the fixed-load session the controller absorbs 114 events per second with detection enabled, at 98.3 percent of one core and 176 MB resident, with a decision taking 6.61 ms at the median and 32.70 ms at the 99th percentile. Enabling attribution for every alert halves that to 61 events per second and nearly doubles the median decision to 11.33 ms.</w:t>
         <w:br/>
         <w:br/>
-        <w:t>So the direct answer is that a single controller instance on this hardware cannot ingest 60,000 novel flows per second as individual table-miss events, and neither can it ingest 6,000. Reaching that order of magnitude requires that the flows not arrive as individual packet-in events at all. Switch-side aggregation, packet-in rate limiting and sampled export are the mechanisms, and Section VII-P quantifies what the first of them costs in flow-table occupancy. We also note a constraint that no aggregation policy removes: at the measured 386 bytes per packet-in, 60,000 events per second would require 23 MB/s on the control channel irrespective of controller CPU.</w:t>
+        <w:t>The sweep sessions bound goodput rather than locating a knee, and we say so rather than presenting the first row as an operating point. Their highest achieved rate is 77 events per second at the lowest rate offered, 500, and that row already returns only 15.5 percent of what is offered, so the controller is saturated at every point of the sweep and the knee lies below 500 where we did not measure. From 1,000 offered upward goodput sits at 34 to 36 events per second and stays there while the median round-trip time nearly triples, so offering more work returns less.</w:t>
+        <w:br/>
+        <w:br/>
+        <w:t>We report the two together rather than reconciling them into one figure. The sessions differ in duration and in the presence of background traffic, and the spread across them, 34 to 114 events per second, is wider than any variation the sweep attributes to offered rate, so the defensible statement is a range rather than a ceiling. Across every session measured, a single controller instance on this hardware absorbed between 34 and 114 novel flows per second as individual table-miss events. That is enough to answer the question directly: it cannot ingest 60,000, and neither can it ingest 6,000. Reaching that order of magnitude requires that the flows not arrive as individual packet-in events at all. Switch-side aggregation, packet-in rate limiting and sampled export are the mechanisms, and Section VII-P quantifies what the first of them costs in flow-table occupancy. We also note a constraint that no aggregation policy removes: at the measured 386 bytes per packet-in, 60,000 events per second would require 23 MB/s on the control channel irrespective of controller CPU.</w:t>
         <w:br/>
         <w:br/>
         <w:t>We have removed the throughput claim the question was asked about and replaced it with these measurements, including the ones that are unflattering.</w:t>
@@ -957,7 +960,7 @@
         <w:t>Across the SYN partition, 99.08 percent of the 3,590,794 flows carry a single source address. In the 40,000-flow window replayed through the testbed there are three distinct source addresses spanning two /24 networks. What varies is the port: the same window holds 29,064 distinct destination ports and 34,624 distinct source ports, which is what produces 29,065 distinct exact-match keys from 40,000 flows. The table therefore overflows through the port field, not through the source address.</w:t>
         <w:br/>
         <w:br/>
-        <w:t>We measured six aggregation policies at three table capacities under four eviction policies. Exact-match installation saturates the table and overflows continuously, as you anticipate: 913.3 rule installations per thousand flows at a 4,096-entry capacity, with 32,436 overflows. Collapsing the source to a /24 or a /16 changes those figures to four significant figures, because there is no source diversity to collapse, and wildcarding the source entirely changes nothing for the same reason. The policy that bounds the table is the one that wildcards the port: a rule matched on source address, destination address and protocol holds three entries for the whole window, installs 0.07 rules per thousand flows, and never overflows at any capacity we tested. Eviction policy moves the installation count by less than 0.2 percent under every aggregation, so it is second-order on this traffic; the full grid is released with the results.</w:t>
+        <w:t>We measured six aggregation policies at three table capacities under four eviction policies. Exact-match installation saturates the table and overflows continuously, as you anticipate: 913.3 rule installations per thousand flows at a 4,096-entry capacity, with 32,436 overflows. Collapsing the source to a /24 or a /16 changes those figures to four significant figures, because there is no source diversity to collapse, and wildcarding the source entirely changes nothing for the same reason. The policy that bounds the table is the one that wildcards the port: a rule matched on source address, destination address and protocol holds three entries for the whole window, installs three rules over the whole 40,000-flow window against 36,532 for exact matching at the same capacity, a reduction of 1.2e4, and never overflows at any capacity we tested. Eviction policy moves the installation count by at most 0.4 percent under every aggregation, so it is second-order on this traffic; the full grid is released with the results.</w:t>
         <w:br/>
         <w:br/>
         <w:t>Two qualifications are stated in the text rather than left implicit. The reduction is bought with specificity, since a port-wildcarded rule also drops legitimate traffic to the same host, so it is an instrument of last resort and the decision of when to escalate to it is a policy question the detector informs but does not settle. And the genuinely source-spoofed case, which source-prefix aggregation exists for, cannot be observed in this export at all, so we measure it separately in the emulated network, where source addresses are randomized at the packet level.</w:t>
@@ -1023,7 +1026,7 @@
         <w:t xml:space="preserve">  Location in the revised manuscript: </w:t>
       </w:r>
       <w:r>
-        <w:t>Sec. II-C (final paragraph) and Sec. IX-D; reference [34]</w:t>
+        <w:t>Sec. II-C (final paragraph) and Sec. IX-D; reference [31]</w:t>
       </w:r>
     </w:p>
     <w:p/>
@@ -1070,7 +1073,7 @@
         <w:t>On feature distributions, no feature has class-disjoint ranges. We also defined the suspect set by measurement rather than by intuition: every feature separating the classes alone at AUC 0.99 or above, of which there are five. Removing all five leaves macro F1 at 97.94 percent against 97.88 percent for the full set, with overlapping bootstrap intervals. Two controls support the rest: a label permutation collapses the pipeline to chance, at macro F1 0.4978 and ROC-AUC 0.5027, and scrambling the arrival order before computing the entropy features drops their individual AUCs from about 0.99 to about 0.56, which confirms the entropy features carry genuine temporal structure rather than a static artifact.</w:t>
         <w:br/>
         <w:br/>
-        <w:t>On cross-dataset validation, we evaluated on both corpora you name, with bootstrap confidence intervals on the error rates. The result is negative and we report it as such: zero-shot macro F1 is 0.6026 on InSDN and 0.2788 on CIC-IDS2017, the latter with a false-negative rate of 98.13 percent. We now state that the detector does not transfer across corpora without retraining, and the limitations section says plainly that dataset-specific artifacts cannot be excluded by any experiment available to us on a single synthetic corpus.</w:t>
+        <w:t>On cross-dataset validation, we evaluated on both corpora you name, with bootstrap confidence intervals on the error rates. The result is negative and we report it as such: zero-shot macro F1 is 0.6026 on InSDN and 0.2788 on CIC-IDS2017, the latter with a false-negative rate of 98.13 percent. The intervals are printed in the text of Sec. VII-J beside the point estimates rather than left in the released results: on InSDN the false positive rate is 0.102 percent with a 95 percent interval of [0.078, 0.128] and the false negative rate is 57.23 percent with [56.98, 57.47]; on CIC-IDS2017 they are 17.37 percent [17.14, 17.61] and 98.13 percent [98.06, 98.21], over 1,000 bootstrap resamples in each case. We now state that the detector does not transfer across corpora without retraining, and the limitations section says plainly that dataset-specific artifacts cannot be excluded by any experiment available to us on a single synthetic corpus.</w:t>
       </w:r>
     </w:p>
     <w:p>
@@ -1090,7 +1093,7 @@
         <w:t xml:space="preserve">  Location in the revised manuscript: </w:t>
       </w:r>
       <w:r>
-        <w:t>Sec. VII-D (Leakage and dataset-artifact audit) and Table 8, Sec. VII-J (Transfer: other vectors, another day, another corpus), Sec. IX-D (Limitations and threats to validity)</w:t>
+        <w:t>Sec. VII-D (Leakage and dataset-artifact audit) and Table 8, Sec. VII-D-1 (memorization census), Sec. VII-C (feature-distribution and separability audit), Sec. VII-J (Transfer: other vectors, another day, another corpus) and Table 12, where the error-rate intervals are given, Sec. IX-D (Limitations and threats to validity)</w:t>
       </w:r>
     </w:p>
     <w:p/>
@@ -1177,7 +1180,7 @@
         <w:t xml:space="preserve">Author response: </w:t>
       </w:r>
       <w:r>
-        <w:t>Added as a dedicated discussion section covering each point raised. On deep learning in SDN, we report the accuracy, latency and explainability trade-off against measured numbers from our own CPU-only comparison rather than against published figures from different hardware, and we note two deployment caveats that accuracy tables hide: sequence models classify a window rather than a flow, so the unit of decision differs from the unit of enforcement, and graph models are transductive, so per-flow latency is not well defined without incremental graph maintenance. On SD-IoT, we work through latency and energy, reliability and scalability, heterogeneous traffic, and cross-layer coordination in turn. The cross-layer discussion is grounded in our TCAM measurements, which show the concrete failure mode: exact-match mitigation rules against a spoofed-source flood exhaust a bounded table and evict the entries carrying QoS policy, so the security function degrades service before the attack does. Prefix aggregation bounds occupancy by the number of attacking prefixes instead, which is what makes coordinated enforcement feasible. On lightweight and edge inference, we identify the serialized forest size as the binding constraint for a gateway deployment and point to the compression work that addresses it.</w:t>
+        <w:t>Added as a dedicated discussion section covering each point raised. On deep learning in SDN, we report the accuracy, latency and explainability trade-off against measured numbers from our own CPU-only comparison rather than against published figures from different hardware, and we note two deployment caveats that accuracy tables hide: sequence models classify a window rather than a flow, so the unit of decision differs from the unit of enforcement, and graph models are transductive, so per-flow latency is not well defined without incremental graph maintenance. On SD-IoT, Sec. IX-B works through the constraints we can speak to from measurement: energy per decision rather than peak throughput as the binding figure on a battery-powered gateway, the serialized model size that follows from it, the window semantics that have to be re-derived when N flows span a different interval, the weaker premise behind entropy features on a network where devices legitimately talk to one endpoint, and the contention between mitigation rules and QoS entries in one flow table. We do not claim a reliability or scalability analysis, because we have not measured either on such a network. The cross-layer discussion is grounded in our own TCAM measurements rather than in the policy one would expect to work: exact-match mitigation rules exhaust a bounded table and evict the entries carrying QoS policy, so the security function degrades service before the attack does. Source-prefix aggregation does not fix this on our corpus, and Sec. VII-S reports that it changes the installation count to four significant figures because 99.08 percent of the flows share one source address. What bounds the table there is wildcarding the port, at a stated cost in specificity, and that is the aggregation the SD-IoT discussion points to. On lightweight and edge inference we identify the serialized forest size as the binding constraint for a gateway deployment and point to our own model-size frontier in Sec. VII-Q, which reaches a tenfold smaller model for a macro F1 change of -0.0009; we do not cite external compression work, because we did not evaluate any.</w:t>
       </w:r>
     </w:p>
     <w:p>
@@ -1188,7 +1191,7 @@
         <w:t xml:space="preserve">Author action: </w:t>
       </w:r>
       <w:r>
-        <w:t>Added Sec. IX-A (Deep learning for SDN DDoS detection, and the trade it offers) and Sec. IX-B (Adapting XAI-SDN to QoS-aware software-defined IoT), together with six supporting references.</w:t>
+        <w:t>Added Sec. IX-A (Deep learning for SDN DDoS detection, and the trade it offers) and Sec. IX-B (Adapting XAI-SDN to QoS-aware software-defined IoT), together with the supporting references added for them.</w:t>
       </w:r>
       <w:r>
         <w:rPr>
@@ -1197,7 +1200,7 @@
         <w:t xml:space="preserve">  Location in the revised manuscript: </w:t>
       </w:r>
       <w:r>
-        <w:t>Sec. IX-B and Sec. IX-C; references [35]-[40]</w:t>
+        <w:t>Sec. IX-A and Sec. IX-B, with Sec. VIII-B and Table 20 supplying the measured deep-baseline comparison they draw on; references [9], [11], [18], [19], [20] and [40]</w:t>
       </w:r>
     </w:p>
     <w:p/>
@@ -1255,7 +1258,7 @@
         <w:t xml:space="preserve">  Location in the revised manuscript: </w:t>
       </w:r>
       <w:r>
-        <w:t>Openings of Secs. II, III, V, VI, VII and IX</w:t>
+        <w:t>Openings of Secs. II, III, V, VI, VII and VIII, the six the reviewer named; Secs. IV and IX open the same way</w:t>
       </w:r>
     </w:p>
     <w:p/>
@@ -1341,7 +1344,7 @@
         <w:t xml:space="preserve">  Location in the revised manuscript: </w:t>
       </w:r>
       <w:r>
-        <w:t>Table 5 and Sec. VI-D</w:t>
+        <w:t>Table 5 and Sec. VI-C (Computing environment), which carries the comparability statement; Sec. VI-D records that every measurement used the versions in that table</w:t>
       </w:r>
     </w:p>
     <w:p/>
@@ -1364,7 +1367,7 @@
         <w:t xml:space="preserve">Author response: </w:t>
       </w:r>
       <w:r>
-        <w:t>Thank you for the suggestion, which we were glad to act on. We refreshed the contemporary layer of the bibliography. References published in 2023 or later went from 3 of 32 to 10 of 41, and references from 2020 or later from 9 to 17. The additions are substantive rather than decorative: current work on SDN DDoS detection and mitigation, software-defined IoT under QoS constraints, graph and transformer intrusion detectors, compressed models for edge deployment, and the present state of explainable AI for intrusion detection. We deliberately did not churn the foundational citations. Shannon 1948, Cortes and Vapnik 1995, Breiman 2001 and McKeown 2008 are old because the results they report are old, and replacing them to raise an average year would make the bibliography worse rather than better.</w:t>
+        <w:t>Thank you for the suggestion, which we were glad to act on. We refreshed the contemporary layer of the bibliography. References published in 2023 or later went from 3 of 32 to 9 of 40, and references from 2020 or later from 8 to 16. The additions are substantive rather than decorative: current work on SDN DDoS detection and mitigation, software-defined IoT under QoS constraints, graph and transformer intrusion detectors, compressed models for edge deployment, and the present state of explainable AI for intrusion detection. We deliberately did not churn the foundational citations. Shannon 1948, Cortes and Vapnik 1995, Breiman 2001 and McKeown 2008 are old because the results they report are old, and replacing them to raise an average year would make the bibliography worse rather than better.</w:t>
       </w:r>
     </w:p>
     <w:p>
@@ -1375,7 +1378,7 @@
         <w:t xml:space="preserve">Author action: </w:t>
       </w:r>
       <w:r>
-        <w:t>Added nine references, all verified against the publisher record, and reported the before and after recency profile here.</w:t>
+        <w:t>Added eight references, all verified against the publisher record, and reported the before and after recency profile here.</w:t>
       </w:r>
       <w:r>
         <w:rPr>
@@ -1384,7 +1387,7 @@
         <w:t xml:space="preserve">  Location in the revised manuscript: </w:t>
       </w:r>
       <w:r>
-        <w:t>References [33]-[41]; discussed in Sec. II-B, Sec. II-C, Sec. II-D and Sec. IX</w:t>
+        <w:t>The eight added entries are [9], [11], [18], [19], [20], [31], [32] and [40] in the revised numbering; discussed in Sec. II-A, Sec. II-B, Sec. II-C, Sec. II-D, Sec. IX-A and Sec. IX-B</w:t>
       </w:r>
     </w:p>
     <w:p/>
@@ -1427,7 +1430,7 @@
         <w:t xml:space="preserve">  Location in the revised manuscript: </w:t>
       </w:r>
       <w:r>
-        <w:t>References [23], [25], [31], [32]</w:t>
+        <w:t>References [23], [25], [31] and [32] in the submitted version's numbering, which are [26] Doshi-Velez and Kim, [28] Lundberg and Lee, [38] Kumar et al. and [39] You et al. in the revised numbering</w:t>
       </w:r>
     </w:p>
     <w:p/>
@@ -1493,7 +1496,7 @@
         <w:t xml:space="preserve">Author response: </w:t>
       </w:r>
       <w:r>
-        <w:t>Thank you, and we are sorry the figures were hard to read. All figures have been regenerated at larger type. Axis labels, tick labels and legends are set so that they remain legible at single-column width in print, and every plotted figure is vector rather than raster so that its text stays selectable and scales without loss. One figure is an exception and we would rather state it than let the reviewer find it: the system architecture diagram, Fig. 1, is a raster image, and its labels are therefore fixed at the resolution of the source file. Fig. 2 was rebuilt at the same time, to resolve the broken equation reference Reviewer 1 identified. The hyperparameter sensitivity figure of the submitted version, its Fig. 6, carried an axis label and a caption that did not match its panels; we removed that figure rather than repairing it, for the reason given in our reply to Reviewer 7, Concern 6.</w:t>
+        <w:t>Thank you, and we are sorry the figures were hard to read. All figures have been regenerated at larger type, and we checked the result the way it is actually experienced rather than by inspecting the source figures. A figure drawn on a seven-inch canvas and placed at a 242.7 pt column is scaled by about 0.43, so type that looks generous in the source file prints at less than half its nominal size; our first attempt at this comment raised the nominal sizes and still left the architecture diagram printing at 2.8 pt. We therefore measured the type size in the compiled PDF itself. Every axis label, tick label, legend entry and panel title in the revision now prints at 6.6 pt or larger, against a 7 pt caption, and the only text below that is mathematical subscripts inside those labels. The architecture diagram was rebuilt from its TikZ source and promoted to a two-column figure so that its labels print between 7.6 and 10.1 pt. Every numbered figure in the revision is vector rather than raster, so its text stays selectable and scales without loss. The system architecture diagram, Fig. 1, was the one exception when we first replied to this comment: it was a 768x492 raster whose labels were fixed at the resolution of the source file. We have since rebuilt it from its original TikZ source, so it is now vector with selectable text like the rest. All five numbered figures are therefore vector; the only raster images left in the manuscript are the four author photographs in the biographies. Fig. 2 was rebuilt at the same time, to resolve the broken equation reference Reviewer 1 identified. The hyperparameter sensitivity figure of the submitted version, its Fig. 6, carried an axis label and a caption that did not match its panels; we removed that figure rather than repairing it, for the reason given in our reply to Reviewer 7, Concern 6.</w:t>
       </w:r>
     </w:p>
     <w:p>
@@ -1504,7 +1507,7 @@
         <w:t xml:space="preserve">Author action: </w:t>
       </w:r>
       <w:r>
-        <w:t>Regenerated every plotted figure with larger fonts in vector format, rebuilt Fig. 2, and removed the mislabelled former Fig. 6.</w:t>
+        <w:t>Regenerated every plotted figure with larger fonts in vector format, measured the printed type size in the compiled PDF rather than in the source figures, rebuilt Fig. 1 from its TikZ source and set it two columns wide so that all five numbered figures are vector and legible at the printed size, rebuilt Fig. 2, and removed the mislabeled former Fig. 6.</w:t>
       </w:r>
       <w:r>
         <w:rPr>
@@ -1513,7 +1516,7 @@
         <w:t xml:space="preserve">  Location in the revised manuscript: </w:t>
       </w:r>
       <w:r>
-        <w:t>All figures; Fig. 1 remains a raster diagram, Fig. 2 was rebuilt, and the former Fig. 6 was removed</w:t>
+        <w:t>All figures; Fig. 1 and Fig. 2 were both rebuilt as vector artwork, and the former Fig. 6 was removed</w:t>
       </w:r>
     </w:p>
     <w:p/>
@@ -1571,7 +1574,7 @@
         <w:t xml:space="preserve">  Location in the revised manuscript: </w:t>
       </w:r>
       <w:r>
-        <w:t>Sec. VII-B, Sec. VII-C, Sec. VII-D, Sec. VII-J, Sec. VII-K, Sec. IX-D</w:t>
+        <w:t>Sec. VII-A (protocol audit), Sec. VII-B, Sec. VII-C, Sec. VII-D and its memorization census, Sec. VII-E (temporal structure of the benign class), Sec. VII-J (transfer), Sec. IX-D</w:t>
       </w:r>
     </w:p>
     <w:p/>
@@ -1594,7 +1597,7 @@
         <w:t xml:space="preserve">Author response: </w:t>
       </w:r>
       <w:r>
-        <w:t>We are grateful for this comment, and we have taken it seriously rather than treating it as a copy-editing note. The manuscript has been rewritten rather than edited. Every section from the abstract to the conclusion was reworked for register, and the passages that prompted this comment are gone. To make the standard enforceable rather than a matter of opinion, the build now runs an automated check that fails on a list of conversational constructions, on over-claiming vocabulary, on em dashes, and on British spellings, and the manuscript currently passes all four with zero hits. We recognize that an automated check is not a substitute for a careful human reading, and the text has had that as well.</w:t>
+        <w:t>We are grateful for this comment, and we have taken it seriously rather than treating it as a copy-editing note. The manuscript has been rewritten rather than edited. Every section from the abstract to the conclusion was reworked for register, and the passages that prompted this comment are gone. To make the standard enforceable rather than a matter of opinion, the build now runs an automated check that fails on a list of conversational constructions, on over-claiming vocabulary, on em dashes, and on British spellings, and the manuscript currently passes all four with zero hits. We note one limitation of that check, because it caught us out: a word list only enforces the words on it. A later pass found eight British spellings the list did not name, standing a few lines from their American counterparts, so the list was extended to cover the inflections as well as the lemmas and the manuscript was corrected. An automated check is not a substitute for a careful human reading, and the text has had that as well.</w:t>
       </w:r>
     </w:p>
     <w:p>
@@ -1646,7 +1649,7 @@
         <w:t>The revision defines the explanation trigger formally as a separate admission decision rather than a consequence of the prediction, and measures three budget policies against it. The one that works is not a faster explainer. It is a trigger that distinguishes an alert from an episode: structurally identical flood flows are one attack, so one representative is attributed and every other alert in the episode carries an explicit reference to it, which keeps the audit trail complete while the number of TreeSHAP evaluations falls.</w:t>
         <w:br/>
         <w:br/>
-        <w:t>How far it falls depends entirely on how an episode is defined, and this is the part we did not anticipate. Our first signature included per-flow volume terms, which fragmented the flood into 53,817 episodes and recovered almost nothing, a factor of 1.1. A signature on the target address and protocol collapses the same stream to two episodes, a reduction of thirty thousand, and restores 35,652 flows per second, which is the classification rate to within 0.2 percent. A token-bucket budget makes the opposite trade, keeping full per-flow fidelity for a fixed number of alerts per second: at 50 explanations per second it sustains 33,273 flows per second with 0.19 percent of alerts individually attributed. Asynchronous off-path attribution is the weakest of the three, because a queue large enough to avoid drops moves the bottleneck without relieving it.</w:t>
+        <w:t>How far it falls depends entirely on how an episode is defined, and this is the part we did not anticipate. Our first signature included per-flow volume terms, which fragmented the flood into 53,817 episodes and recovered almost nothing, a factor of 1.1. A signature on the target address and protocol collapses the same stream to two episodes, a reduction of thirty thousand, and restores 35,652 flows per second, which is the classification rate to within 0.2 percent. A token-bucket budget makes the opposite trade, keeping full per-flow fidelity for a fixed number of alerts per second: at 50 explanations per second it sustains 33,273 flows per second with 0.14 percent of alerts individually attributed. Asynchronous off-path attribution is the weakest of the three, because a queue large enough to avoid drops moves the bottleneck without relieving it.</w:t>
         <w:br/>
         <w:br/>
         <w:t>We state the cost of the policy that works rather than presenting the throughput figure alone. A coarse episode explains why a flood against a given service is being blocked. It does not explain why one particular flow within that flood scored as it did, and an analyst investigating a suspected false positive needs the latter. The policy is therefore a scale control to be tightened as alert volume falls, and the reported frontier is what lets an operator choose the point rather than discover the cost in production.</w:t>
@@ -1712,7 +1715,7 @@
         <w:t xml:space="preserve">  Location in the revised manuscript: </w:t>
       </w:r>
       <w:r>
-        <w:t>Eqs. (8)-(10) in Sec. V-B, Sec. V-C, and Sec. VII-I</w:t>
+        <w:t>Eqs. (9)-(11) in Sec. V-B, Sec. V-C, and Sec. VII-I</w:t>
       </w:r>
     </w:p>
     <w:p/>
@@ -1738,13 +1741,13 @@
         <w:t>You are right, and we have rebuilt the comparison rather than defended it. Comparing a detector trained on 2.5 million imbalanced flows against baselines trained on a 10,000-flow class-balanced subset is not a comparison, and presenting the two in adjacent tables invited exactly the reading you describe.</w:t>
         <w:br/>
         <w:br/>
-        <w:t>Every method is now run twice by us, on the same machine, on the CPU, under one measurement harness. Protocol A is the full chronological split at the natural class prevalence: 2,513,556 training and 1,077,238 test flows, no subsampling, no artificial balancing. Protocol B applies an identical subsampling to every model, preserving the natural class ratio rather than balancing it. The two are reported in separate tables and never mixed, and the headline comparison is Protocol A, because that is the setting the detector is claimed to operate in.</w:t>
+        <w:t>Every method is now run twice by us, on the same machine, on the CPU, under one measurement harness. Protocol A is the full chronological split at the natural class prevalence: 2,513,556 training and 1,077,238 test flows, no subsampling, no artificial balancing. Protocol B applies the same subsampling to every model, 100,000 training and 40,000 test flows preserving the natural class ratio rather than balancing it, with one stated exception given below. Both protocols are defined in Sec. VI-B rather than in the tables that use them. The two are reported in separate tables and never mixed, and the headline comparison is Protocol A, because that is the setting the detector is claimed to operate in.</w:t>
         <w:br/>
         <w:br/>
         <w:t>The result is less flattering than the submitted version and more informative. Under Protocol A the detector reaches 97.88 percent macro F1, statistically indistinguishable from LightGBM at 97.89 percent, and it no longer has a unique claim to the top of any accuracy column. What it does have is the lowest false positive rate of any method tested, by a factor of four: 0.095 percent against 0.371 percent for LightGBM, which over the test partition is 29 false alarms against 113. It is also the slowest tree model per flow, at 7.05 milliseconds against 0.26 for LightGBM, and we treat that as the configuration defect it is rather than omitting it.</w:t>
         <w:br/>
         <w:br/>
-        <w:t>Two baselines could not be run at full scale and we state the cap rather than dropping them. The RBF kernel SVM is quadratic in the sample count and appears only under Protocol B. The linear SVM had not converged after thirty minutes on the full partition, so it is fitted on a capped subsample of 300,000 flows, which is recorded in the table and in the text. We would rather report a capped baseline with the cap visible than report only the baselines that happened to be convenient.</w:t>
+        <w:t>Two baselines could not be run at full scale and we state the cap rather than dropping them. The RBF kernel SVM is quadratic in the sample count and appears only under Protocol B, and within Protocol B it is the one exception to the identical training block: it is fitted on 40,000 of the 100,000 training flows for the same quadratic reason. It is therefore the only model in either table not trained on the same sample count as its peers, and Sec. VIII-A says so where its figure appears rather than presenting it as like-for-like. The linear SVM had not converged after thirty minutes on the full partition, so it is fitted on a capped subsample of 300,000 flows, which is recorded in the table and in the text. We would rather report a capped baseline with the cap visible than report only the baselines that happened to be convenient.</w:t>
       </w:r>
     </w:p>
     <w:p>
@@ -1985,7 +1988,7 @@
         <w:t xml:space="preserve">Author action: </w:t>
       </w:r>
       <w:r>
-        <w:t>Replaced the defective feature, added the complete feature specification table, corrected Eq. (7), and recomputed every affected result.</w:t>
+        <w:t>Replaced the defective feature, added the complete feature specification table, corrected Eq. (8), and recomputed every affected result.</w:t>
       </w:r>
       <w:r>
         <w:rPr>
@@ -1994,7 +1997,7 @@
         <w:t xml:space="preserve">  Location in the revised manuscript: </w:t>
       </w:r>
       <w:r>
-        <w:t>Sec. V-A, Table 3 (feature specification), Eq. (7); disclosed in Sec. VI-A</w:t>
+        <w:t>Sec. V-A, Table 3 (feature specification), Eq. (8); disclosed in Sec. VI-A</w:t>
       </w:r>
     </w:p>
     <w:p/>
@@ -2149,7 +2152,7 @@
         <w:t>Both observations are correct, and checking the second one carefully showed it was worse than described.</w:t>
         <w:br/>
         <w:br/>
-        <w:t>On the missing curves: the submitted Section VII-E discussed ROC behavior for the baselines without presenting a single curve. The revision adds them for every method, measured by us on the full chronological test partition, and pairs each ROC curve with a precision-recall curve on the same axes. The pairing is the substance rather than a convention. At 97.17 percent positive prevalence a classifier predicting at random attains average precision equal to that prevalence, so the majority baseline sits at AP 0.9717 with ROC-AUC 0.5000, and the gap between a model's two numbers measures how much the imbalance flatters its ROC curve. The decision tree makes the point sharply: ROC-AUC 0.6075 reads as though the model were doing something, while its average precision of 0.9777 is six thousandths above chance. Logistic regression is within 0.0014 of chance. Only the precision-recall panel reveals this. Our detector reaches ROC-AUC 0.999728 with a bootstrap interval of [0.99970, 0.99975] and average precision 0.999992.</w:t>
+        <w:t>On the missing curves: the submitted Section VII-E discussed ROC behavior for the baselines without presenting a single curve. The revision adds them for every method, measured by us on the full chronological test partition, and pairs each ROC curve with a precision-recall curve on the same axes. The pairing is the substance rather than a convention. At 97.17 percent positive prevalence a classifier predicting at random attains average precision equal to that prevalence, so the majority baseline sits at AP 0.9717 with ROC-AUC 0.5000, and the gap between a model's two numbers measures how much the imbalance flatters its ROC curve. The decision tree makes the point sharply: ROC-AUC 0.6075 reads as though the model were doing something, while its average precision of 0.9777 is six thousandths above chance. Logistic regression is within 0.0014 of chance. Only the precision-recall panel reveals this. Our detector reaches ROC-AUC 0.999728 with a bootstrap interval of [0.999711, 0.999744] over 150 resamples and average precision 0.999992.</w:t>
         <w:br/>
         <w:br/>
         <w:t>On the caption mismatch: the caption of the figure in question stated "Left: ROC curve and FPR vs. threshold", but the panel contains no ROC curve. It plots accuracy against threshold on one axis and false positive rate on the other. The caption further claimed zero false negatives below a threshold of 0.5 and zero false positives at 0.9, neither of which the figure shows, and stated that accuracy remains at 100 percent across window sizes when the axis is labelled 99.998 percent plus an offset. The threshold symbol also rendered as the literal string "au" in both axis labels, because the mathematics delimiters had been lost in the figure source, which is the same defect Reviewer 1 identified in the Figure 2 graphic.</w:t>
@@ -2261,7 +2264,7 @@
         <w:t xml:space="preserve">  Location in the revised manuscript: </w:t>
       </w:r>
       <w:r>
-        <w:t>Sec. VI-B (Evaluation protocol), Sec. VII-B, Table 6, Sec. VII-I</w:t>
+        <w:t>Sec. VI-B (Evaluation protocol), which now defines both validation blocks, the subsampled protocol and the nested-CV grid; Sec. VII-A (Sensitivity to the evaluation protocol) and Table 6; Sec. VII-B</w:t>
       </w:r>
     </w:p>
     <w:p/>

--- a/revision_2026/07_response/Response_to_Reviewers.docx
+++ b/revision_2026/07_response/Response_to_Reviewers.docx
@@ -1496,7 +1496,7 @@
         <w:t xml:space="preserve">Author response: </w:t>
       </w:r>
       <w:r>
-        <w:t>Thank you, and we are sorry the figures were hard to read. All figures have been regenerated at larger type, and we checked the result the way it is actually experienced rather than by inspecting the source figures. A figure drawn on a seven-inch canvas and placed at a 242.7 pt column is scaled by about 0.43, so type that looks generous in the source file prints at less than half its nominal size; our first attempt at this comment raised the nominal sizes and still left the architecture diagram printing at 2.8 pt. We therefore measured the type size in the compiled PDF itself. Every axis label, tick label, legend entry and panel title in the revision now prints at 6.6 pt or larger, against a 7 pt caption, and the only text below that is mathematical subscripts inside those labels. The architecture diagram was rebuilt from its TikZ source and promoted to a two-column figure so that its labels print between 7.6 and 10.1 pt. Every numbered figure in the revision is vector rather than raster, so its text stays selectable and scales without loss. The system architecture diagram, Fig. 1, was the one exception when we first replied to this comment: it was a 768x492 raster whose labels were fixed at the resolution of the source file. We have since rebuilt it from its original TikZ source, so it is now vector with selectable text like the rest. All five numbered figures are therefore vector; the only raster images left in the manuscript are the four author photographs in the biographies. Fig. 2 was rebuilt at the same time, to resolve the broken equation reference Reviewer 1 identified. The hyperparameter sensitivity figure of the submitted version, its Fig. 6, carried an axis label and a caption that did not match its panels; we removed that figure rather than repairing it, for the reason given in our reply to Reviewer 7, Concern 6.</w:t>
+        <w:t>Thank you, and we are sorry the figures were hard to read. All figures have been regenerated at larger type, and we checked the result the way it is actually experienced rather than by inspecting the source figures. A figure drawn on a seven-inch canvas and placed at a 242.7 pt column is scaled by about 0.43, so type that looks generous in the source file prints at less than half its nominal size; our first attempt at this comment raised the nominal sizes and still left the architecture diagram printing at 2.8 pt. We therefore measured the type size in the compiled PDF itself. Every axis label, tick label, legend entry and panel title in the revision now prints at 6.6 pt or larger, against a 7 pt caption, and the only text below that is mathematical subscripts inside those labels. The architecture diagram was rebuilt from its TikZ source and promoted to a two-column figure so that its labels print between 7.5 and 10.0 pt. Every numbered figure in the revision is drawn as vector artwork, so all of its text stays selectable and scales without loss. The system architecture diagram, Fig. 1, was the one exception when we first replied to this comment: it was a 768x492 raster whose labels were fixed at the resolution of the source file. We have since rebuilt it from its original TikZ source, so it is now vector with selectable text like the rest. All five numbered figures are therefore vector, and all of their text is selectable. We should be precise about what remains rasterized, since it is easy to check and we would rather state it than have it found: the SHAP colour bar in Fig. 3 is a 29x565 pixel gradient strip that matplotlib rasterizes by construction, and it carries no text; the author photographs in the biographies are the only other raster images we supply, alongside the journal's own logo in the page furniture. Fig. 2 was rebuilt at the same time, to resolve the broken equation reference Reviewer 1 identified. The hyperparameter sensitivity figure of the submitted version, its Fig. 6, carried an axis label and a caption that did not match its panels; we removed that figure rather than repairing it, for the reason given in our reply to Reviewer 7, Concern 6.</w:t>
       </w:r>
     </w:p>
     <w:p>

--- a/revision_2026/07_response/Response_to_Reviewers.docx
+++ b/revision_2026/07_response/Response_to_Reviewers.docx
@@ -1741,13 +1741,13 @@
         <w:t>You are right, and we have rebuilt the comparison rather than defended it. Comparing a detector trained on 2.5 million imbalanced flows against baselines trained on a 10,000-flow class-balanced subset is not a comparison, and presenting the two in adjacent tables invited exactly the reading you describe.</w:t>
         <w:br/>
         <w:br/>
-        <w:t>Every method is now run twice by us, on the same machine, on the CPU, under one measurement harness. Protocol A is the full chronological split at the natural class prevalence: 2,513,556 training and 1,077,238 test flows, no subsampling, no artificial balancing. Protocol B applies the same subsampling to every model, 100,000 training and 40,000 test flows preserving the natural class ratio rather than balancing it, with one stated exception given below. Both protocols are defined in Sec. VI-B rather than in the tables that use them. The two are reported in separate tables and never mixed, and the headline comparison is Protocol A, because that is the setting the detector is claimed to operate in.</w:t>
+        <w:t>Every method is now run twice by us, on the same machine, on the CPU, under one measurement harness. Protocol A is the full chronological split at the natural class prevalence: 2,513,556 training and 1,077,238 test flows, no subsampling, no artificial balancing. Protocol B applies the same subsampling to every classical baseline, 100,000 training and 40,000 test flows preserving the natural class ratio rather than balancing it, with the one exception stated below; the deep-learning rows of Table 20 carry their own departures, each recorded in that table's caption. Both protocols are defined in Sec. VI-B rather than in the tables that use them. The two are reported in separate tables and never mixed, and the headline comparison is Protocol A, because that is the setting the detector is claimed to operate in.</w:t>
         <w:br/>
         <w:br/>
         <w:t>The result is less flattering than the submitted version and more informative. Under Protocol A the detector reaches 97.88 percent macro F1, statistically indistinguishable from LightGBM at 97.89 percent, and it no longer has a unique claim to the top of any accuracy column. What it does have is the lowest false positive rate of any method tested, by a factor of four: 0.095 percent against 0.371 percent for LightGBM, which over the test partition is 29 false alarms against 113. It is also the slowest tree model per flow, at 7.05 milliseconds against 0.26 for LightGBM, and we treat that as the configuration defect it is rather than omitting it.</w:t>
         <w:br/>
         <w:br/>
-        <w:t>Two baselines could not be run at full scale and we state the cap rather than dropping them. The RBF kernel SVM is quadratic in the sample count and appears only under Protocol B, and within Protocol B it is the one exception to the identical training block: it is fitted on 40,000 of the 100,000 training flows for the same quadratic reason. It is therefore the only model in either table not trained on the same sample count as its peers, and Sec. VIII-A says so where its figure appears rather than presenting it as like-for-like. The linear SVM had not converged after thirty minutes on the full partition, so it is fitted on a capped subsample of 300,000 flows, which is recorded in the table and in the text. We would rather report a capped baseline with the cap visible than report only the baselines that happened to be convenient.</w:t>
+        <w:t>Two baselines could not be run at full scale and we state the cap rather than dropping them. The RBF kernel SVM is quadratic in the sample count and appears only under Protocol B, where it is fitted on 40,000 of the 100,000 training flows for the same quadratic reason, making it the one classical baseline in Protocol B not fitted on the full Protocol B training block. Because a figure measured on 40,000 flows does not belong in a column measured on 1,077,238, we report it in the text of Sec. VIII-A rather than in either table, and we say there that it is not like-for-like. The linear SVM had not converged after thirty minutes on the full partition, so it is fitted on a capped subsample of 300,000 flows, which is marked in Table 19 and stated in the text. We would rather report a capped baseline with the cap visible than report only the baselines that happened to be convenient.</w:t>
       </w:r>
     </w:p>
     <w:p>
